--- a/牧融绿链_答辩项目说明书_公网功能融合版.docx
+++ b/牧融绿链_答辩项目说明书_公网功能融合版.docx
@@ -526,7 +526,7 @@
                 <w:b w:val="0"/>
                 <w:sz w:val="21"/>
               </w:rPr>
-              <w:t>规则模型 + sklearn RandomForest/Ridge 混合模型，输出风险分、等级、因子贡献和趋势。</w:t>
+              <w:t>规则模型 + XGBoost 混合模型（RF/Ridge 兜底），输出风险分、等级、因子贡献和趋势。</w:t>
             </w:r>
           </w:p>
         </w:tc>
@@ -1877,7 +1877,7 @@
                 <w:b w:val="0"/>
                 <w:sz w:val="21"/>
               </w:rPr>
-              <w:t>ml_hybrid：sklearn RandomForest + Ridge，与规则模型结合。</w:t>
+              <w:t>ml_hybrid：XGBoost（默认，RF/Ridge 兜底），与规则模型结合。</w:t>
             </w:r>
           </w:p>
         </w:tc>
@@ -2397,7 +2397,7 @@
                 <w:b w:val="0"/>
                 <w:sz w:val="21"/>
               </w:rPr>
-              <w:t>规则模型 + sklearn RandomForest/Ridge 混合模型。</w:t>
+              <w:t>规则模型 + XGBoost 混合模型（RF/Ridge 兜底）。</w:t>
             </w:r>
           </w:p>
         </w:tc>

--- a/牧融绿链_答辩项目说明书_公网功能融合版.docx
+++ b/牧融绿链_答辩项目说明书_公网功能融合版.docx
@@ -1877,7 +1877,7 @@
                 <w:b w:val="0"/>
                 <w:sz w:val="21"/>
               </w:rPr>
-              <w:t>ml_hybrid：XGBoost（默认，RF/Ridge 兜底），与规则模型结合。</w:t>
+              <w:t>ml_hybrid：XGBoost（默认，RF/Ridge 兜底），与规则模型结合。事件月响应检验显示 128 条真实灾害事件月的预测分显著高于同县其他月份（县内百分位 0.811）；授信情景参数已做敏感性分析（主案例金额在 ±10% 内稳健，参数恶化时系统诚实拒贷）。</w:t>
             </w:r>
           </w:p>
         </w:tc>
